--- a/lab_1/repoort/Лабораторная_работа_ос1.docx
+++ b/lab_1/repoort/Лабораторная_работа_ос1.docx
@@ -506,8 +506,6 @@
         </w:rPr>
         <w:t>в. Они объединены по назначению</w:t>
       </w:r>
-      <w:bookmarkStart w:id="0" w:name="_GoBack"/>
-      <w:bookmarkEnd w:id="0"/>
       <w:r>
         <w:rPr>
           <w:color w:val="000000"/>
@@ -2391,7 +2389,27 @@
           <w:szCs w:val="28"/>
           <w:lang w:val="en-US"/>
         </w:rPr>
-        <w:t xml:space="preserve"> -P "$PWD/sample.txt"  bash -c 'IFS= read -r line &lt; sample.txt; </w:t>
+        <w:t xml:space="preserve"> -P </w:t>
+      </w:r>
+      <w:r>
+        <w:rPr>
+          <w:color w:val="000000"/>
+          <w:sz w:val="28"/>
+          <w:szCs w:val="28"/>
+          <w:lang w:val="en-US"/>
+        </w:rPr>
+        <w:t>"$PWD/sample.txt"  bash -c 'read</w:t>
+      </w:r>
+      <w:bookmarkStart w:id="0" w:name="_GoBack"/>
+      <w:bookmarkEnd w:id="0"/>
+      <w:r>
+        <w:rPr>
+          <w:color w:val="000000"/>
+          <w:sz w:val="28"/>
+          <w:szCs w:val="28"/>
+          <w:lang w:val="en-US"/>
+        </w:rPr>
+        <w:t xml:space="preserve"> line &lt; sample.txt; </w:t>
       </w:r>
       <w:proofErr w:type="spellStart"/>
       <w:r>
